--- a/Docs/OTC_Tracker_Stratos_Use_Case.docx
+++ b/Docs/OTC_Tracker_Stratos_Use_Case.docx
@@ -364,7 +364,7 @@
         <w:rPr>
           <w:b w:val="0"/>
         </w:rPr>
-        <w:t>47 reference mappings (currencies, B3 accounts, legal entities, IR exemptions, validation rules) are maintained through the application screens instead of code or spreadsheets. Every change is effective immediately and traceable.</w:t>
+        <w:t>48 reference mappings (currencies, B3 accounts, legal entities, IR exemptions, validation rules) are maintained through the application screens instead of code or spreadsheets. Every change is effective immediately and traceable.</w:t>
       </w:r>
     </w:p>
     <w:p>
@@ -553,7 +553,7 @@
         <w:rPr>
           <w:b w:val="0"/>
         </w:rPr>
-        <w:t>Existing integrations: Athena (API with Kerberos SSO), Outlook mailboxes (booking recaps, unwind notices, FepWeb D-4 report), SMTP, BACEN PTAX and the network share used for the Electronic Inventory.</w:t>
+        <w:t>Existing integrations: Athena (API with Kerberos SSO), Outlook mailboxes (booking recaps, FepWeb D-4 report), SMTP, market data sources (BACEN PTAX and CDI, IBGE IPCA, NY Fed SOFR, Yahoo Finance quotes) and the network share used for the Electronic Inventory.</w:t>
       </w:r>
     </w:p>
     <w:p>
